--- a/University/Kurator/3 лаб работа.docx
+++ b/University/Kurator/3 лаб работа.docx
@@ -4,49 +4,38 @@
   <w:body>
     <w:p>
       <w:pPr>
+        <w:spacing w:after="0"/>
         <w:jc w:val="center"/>
         <w:rPr>
           <w:b/>
           <w:bCs/>
-          <w:sz w:val="32"/>
-          <w:szCs w:val="32"/>
-        </w:rPr>
-      </w:pPr>
-      <w:r>
-        <w:rPr>
-          <w:b/>
-          <w:bCs/>
-          <w:sz w:val="32"/>
-          <w:szCs w:val="32"/>
-        </w:rPr>
-        <w:t>Лаб</w:t>
-      </w:r>
-      <w:r>
-        <w:rPr>
-          <w:b/>
-          <w:bCs/>
-          <w:sz w:val="32"/>
-          <w:szCs w:val="32"/>
-        </w:rPr>
-        <w:t>ораторная работа №2</w:t>
-      </w:r>
-    </w:p>
-    <w:p>
-      <w:pPr>
+          <w:szCs w:val="24"/>
+        </w:rPr>
+      </w:pPr>
+      <w:r>
+        <w:rPr>
+          <w:b/>
+          <w:bCs/>
+          <w:szCs w:val="24"/>
+        </w:rPr>
+        <w:t>Лабораторная работа №2</w:t>
+      </w:r>
+    </w:p>
+    <w:p>
+      <w:pPr>
+        <w:spacing w:after="0"/>
         <w:jc w:val="center"/>
         <w:rPr>
           <w:b/>
           <w:bCs/>
-          <w:sz w:val="32"/>
-          <w:szCs w:val="32"/>
-        </w:rPr>
-      </w:pPr>
-      <w:r>
-        <w:rPr>
-          <w:b/>
-          <w:bCs/>
-          <w:sz w:val="32"/>
-          <w:szCs w:val="32"/>
+          <w:szCs w:val="24"/>
+        </w:rPr>
+      </w:pPr>
+      <w:r>
+        <w:rPr>
+          <w:b/>
+          <w:bCs/>
+          <w:szCs w:val="24"/>
         </w:rPr>
         <w:t>Форматирование документа</w:t>
       </w:r>
@@ -68,6 +57,265 @@
           <w:szCs w:val="24"/>
         </w:rPr>
         <w:t>Задание.</w:t>
+      </w:r>
+    </w:p>
+    <w:p>
+      <w:pPr>
+        <w:pStyle w:val="a3"/>
+        <w:numPr>
+          <w:ilvl w:val="0"/>
+          <w:numId w:val="4"/>
+        </w:numPr>
+        <w:spacing w:after="0"/>
+        <w:ind w:left="567" w:hanging="567"/>
+        <w:jc w:val="both"/>
+        <w:rPr>
+          <w:rFonts w:ascii="Comic Sans MS" w:hAnsi="Comic Sans MS"/>
+          <w:sz w:val="20"/>
+          <w:szCs w:val="20"/>
+        </w:rPr>
+      </w:pPr>
+      <w:r>
+        <w:rPr>
+          <w:rFonts w:ascii="Comic Sans MS" w:hAnsi="Comic Sans MS"/>
+          <w:sz w:val="20"/>
+          <w:szCs w:val="20"/>
+        </w:rPr>
+        <w:t xml:space="preserve">Наберите Текст 2 в следующем виде: </w:t>
+      </w:r>
+    </w:p>
+    <w:p>
+      <w:pPr>
+        <w:spacing w:after="0"/>
+        <w:ind w:left="851" w:hanging="284"/>
+        <w:jc w:val="both"/>
+        <w:rPr>
+          <w:rFonts w:ascii="Comic Sans MS" w:hAnsi="Comic Sans MS"/>
+          <w:sz w:val="20"/>
+          <w:szCs w:val="20"/>
+        </w:rPr>
+      </w:pPr>
+      <w:r>
+        <w:rPr>
+          <w:rFonts w:ascii="Comic Sans MS" w:hAnsi="Comic Sans MS"/>
+          <w:sz w:val="20"/>
+          <w:szCs w:val="20"/>
+        </w:rPr>
+        <w:t xml:space="preserve">• Заголовок: тип шрифта </w:t>
+      </w:r>
+      <w:proofErr w:type="spellStart"/>
+      <w:r>
+        <w:rPr>
+          <w:rFonts w:ascii="Comic Sans MS" w:hAnsi="Comic Sans MS"/>
+          <w:b/>
+          <w:bCs/>
+          <w:sz w:val="20"/>
+          <w:szCs w:val="20"/>
+        </w:rPr>
+        <w:t>Comic</w:t>
+      </w:r>
+      <w:proofErr w:type="spellEnd"/>
+      <w:r>
+        <w:rPr>
+          <w:rFonts w:ascii="Comic Sans MS" w:hAnsi="Comic Sans MS"/>
+          <w:b/>
+          <w:bCs/>
+          <w:sz w:val="20"/>
+          <w:szCs w:val="20"/>
+        </w:rPr>
+        <w:t xml:space="preserve"> </w:t>
+      </w:r>
+      <w:proofErr w:type="spellStart"/>
+      <w:r>
+        <w:rPr>
+          <w:rFonts w:ascii="Comic Sans MS" w:hAnsi="Comic Sans MS"/>
+          <w:b/>
+          <w:bCs/>
+          <w:sz w:val="20"/>
+          <w:szCs w:val="20"/>
+        </w:rPr>
+        <w:t>Sans</w:t>
+      </w:r>
+      <w:proofErr w:type="spellEnd"/>
+      <w:r>
+        <w:rPr>
+          <w:rFonts w:ascii="Comic Sans MS" w:hAnsi="Comic Sans MS"/>
+          <w:b/>
+          <w:bCs/>
+          <w:sz w:val="20"/>
+          <w:szCs w:val="20"/>
+        </w:rPr>
+        <w:t xml:space="preserve"> MS</w:t>
+      </w:r>
+      <w:r>
+        <w:rPr>
+          <w:rFonts w:ascii="Comic Sans MS" w:hAnsi="Comic Sans MS"/>
+          <w:sz w:val="20"/>
+          <w:szCs w:val="20"/>
+        </w:rPr>
+        <w:t xml:space="preserve">, размер 16 </w:t>
+      </w:r>
+      <w:proofErr w:type="spellStart"/>
+      <w:r>
+        <w:rPr>
+          <w:rFonts w:ascii="Comic Sans MS" w:hAnsi="Comic Sans MS"/>
+          <w:sz w:val="20"/>
+          <w:szCs w:val="20"/>
+        </w:rPr>
+        <w:t>пт</w:t>
+      </w:r>
+      <w:proofErr w:type="spellEnd"/>
+      <w:r>
+        <w:rPr>
+          <w:rFonts w:ascii="Comic Sans MS" w:hAnsi="Comic Sans MS"/>
+          <w:sz w:val="20"/>
+          <w:szCs w:val="20"/>
+        </w:rPr>
+        <w:t xml:space="preserve">, малыми прописными буквами, подчеркнуть каждое слово разными стилями, выровнять по центру </w:t>
+      </w:r>
+    </w:p>
+    <w:p>
+      <w:pPr>
+        <w:spacing w:after="0"/>
+        <w:ind w:left="851" w:hanging="284"/>
+        <w:jc w:val="both"/>
+        <w:rPr>
+          <w:rFonts w:ascii="Comic Sans MS" w:hAnsi="Comic Sans MS"/>
+          <w:sz w:val="20"/>
+          <w:szCs w:val="20"/>
+        </w:rPr>
+      </w:pPr>
+      <w:r>
+        <w:rPr>
+          <w:rFonts w:ascii="Comic Sans MS" w:hAnsi="Comic Sans MS"/>
+          <w:sz w:val="20"/>
+          <w:szCs w:val="20"/>
+        </w:rPr>
+        <w:t xml:space="preserve">• Текст: тип шрифта </w:t>
+      </w:r>
+      <w:proofErr w:type="spellStart"/>
+      <w:r>
+        <w:rPr>
+          <w:rFonts w:ascii="Comic Sans MS" w:hAnsi="Comic Sans MS"/>
+          <w:b/>
+          <w:bCs/>
+          <w:sz w:val="20"/>
+          <w:szCs w:val="20"/>
+        </w:rPr>
+        <w:t>Comic</w:t>
+      </w:r>
+      <w:proofErr w:type="spellEnd"/>
+      <w:r>
+        <w:rPr>
+          <w:rFonts w:ascii="Comic Sans MS" w:hAnsi="Comic Sans MS"/>
+          <w:b/>
+          <w:bCs/>
+          <w:sz w:val="20"/>
+          <w:szCs w:val="20"/>
+        </w:rPr>
+        <w:t xml:space="preserve"> </w:t>
+      </w:r>
+      <w:proofErr w:type="spellStart"/>
+      <w:r>
+        <w:rPr>
+          <w:rFonts w:ascii="Comic Sans MS" w:hAnsi="Comic Sans MS"/>
+          <w:b/>
+          <w:bCs/>
+          <w:sz w:val="20"/>
+          <w:szCs w:val="20"/>
+        </w:rPr>
+        <w:t>Sans</w:t>
+      </w:r>
+      <w:proofErr w:type="spellEnd"/>
+      <w:r>
+        <w:rPr>
+          <w:rFonts w:ascii="Comic Sans MS" w:hAnsi="Comic Sans MS"/>
+          <w:b/>
+          <w:bCs/>
+          <w:sz w:val="20"/>
+          <w:szCs w:val="20"/>
+        </w:rPr>
+        <w:t xml:space="preserve"> MS</w:t>
+      </w:r>
+      <w:r>
+        <w:rPr>
+          <w:rFonts w:ascii="Comic Sans MS" w:hAnsi="Comic Sans MS"/>
+          <w:sz w:val="20"/>
+          <w:szCs w:val="20"/>
+        </w:rPr>
+        <w:t>, размер 12 пт. Выровнять по ширине, междустрочный интервал – множитель 0,8. Первую букву оформить в виде буквицы в тексте размером 3 строки, отстоящей от текста 0,5 см. (</w:t>
+      </w:r>
+      <w:r>
+        <w:rPr>
+          <w:rFonts w:ascii="Comic Sans MS" w:hAnsi="Comic Sans MS"/>
+          <w:b/>
+          <w:bCs/>
+          <w:sz w:val="20"/>
+          <w:szCs w:val="20"/>
+        </w:rPr>
+        <w:t>Вставка – Текст – Буквица</w:t>
+      </w:r>
+      <w:r>
+        <w:rPr>
+          <w:rFonts w:ascii="Comic Sans MS" w:hAnsi="Comic Sans MS"/>
+          <w:sz w:val="20"/>
+          <w:szCs w:val="20"/>
+        </w:rPr>
+        <w:t xml:space="preserve">). Перечень действий оформить в виде нумерованного списка и обвести границей в виде двойной линии шириной 1,5 </w:t>
+      </w:r>
+      <w:proofErr w:type="spellStart"/>
+      <w:r>
+        <w:rPr>
+          <w:rFonts w:ascii="Comic Sans MS" w:hAnsi="Comic Sans MS"/>
+          <w:sz w:val="20"/>
+          <w:szCs w:val="20"/>
+        </w:rPr>
+        <w:t>пт</w:t>
+      </w:r>
+      <w:proofErr w:type="spellEnd"/>
+      <w:r>
+        <w:rPr>
+          <w:rFonts w:ascii="Comic Sans MS" w:hAnsi="Comic Sans MS"/>
+          <w:sz w:val="20"/>
+          <w:szCs w:val="20"/>
+        </w:rPr>
+        <w:t xml:space="preserve">, отстоящей от текста сверху и снизу на 8 </w:t>
+      </w:r>
+      <w:proofErr w:type="spellStart"/>
+      <w:r>
+        <w:rPr>
+          <w:rFonts w:ascii="Comic Sans MS" w:hAnsi="Comic Sans MS"/>
+          <w:sz w:val="20"/>
+          <w:szCs w:val="20"/>
+        </w:rPr>
+        <w:t>пт</w:t>
+      </w:r>
+      <w:proofErr w:type="spellEnd"/>
+      <w:r>
+        <w:rPr>
+          <w:rFonts w:ascii="Comic Sans MS" w:hAnsi="Comic Sans MS"/>
+          <w:sz w:val="20"/>
+          <w:szCs w:val="20"/>
+        </w:rPr>
+        <w:t>, справа и слева на 12 пт. Рамку залить любым цветом. (</w:t>
+      </w:r>
+      <w:r>
+        <w:rPr>
+          <w:rFonts w:ascii="Comic Sans MS" w:hAnsi="Comic Sans MS"/>
+          <w:b/>
+          <w:bCs/>
+          <w:sz w:val="20"/>
+          <w:szCs w:val="20"/>
+        </w:rPr>
+        <w:t>Главная – Абзац – Границы и Заливка</w:t>
+      </w:r>
+      <w:r>
+        <w:rPr>
+          <w:rFonts w:ascii="Comic Sans MS" w:hAnsi="Comic Sans MS"/>
+          <w:sz w:val="20"/>
+          <w:szCs w:val="20"/>
+        </w:rPr>
+        <w:t xml:space="preserve">). </w:t>
       </w:r>
     </w:p>
     <w:p>
@@ -81,18 +329,47 @@
         <w:jc w:val="both"/>
         <w:rPr>
           <w:rFonts w:ascii="Comic Sans MS" w:hAnsi="Comic Sans MS"/>
-        </w:rPr>
-      </w:pPr>
-      <w:r>
-        <w:rPr>
-          <w:rFonts w:ascii="Comic Sans MS" w:hAnsi="Comic Sans MS"/>
-        </w:rPr>
-        <w:t xml:space="preserve">Наберите Текст 2 в следующем виде: </w:t>
-      </w:r>
-    </w:p>
-    <w:p>
-      <w:pPr>
-        <w:ind w:left="851" w:hanging="284"/>
+          <w:sz w:val="20"/>
+          <w:szCs w:val="20"/>
+        </w:rPr>
+      </w:pPr>
+      <w:r>
+        <w:rPr>
+          <w:rFonts w:ascii="Comic Sans MS" w:hAnsi="Comic Sans MS"/>
+          <w:sz w:val="20"/>
+          <w:szCs w:val="20"/>
+        </w:rPr>
+        <w:t xml:space="preserve"> </w:t>
+      </w:r>
+      <w:r>
+        <w:rPr>
+          <w:rFonts w:ascii="Comic Sans MS" w:hAnsi="Comic Sans MS"/>
+          <w:sz w:val="20"/>
+          <w:szCs w:val="20"/>
+        </w:rPr>
+        <w:t>Научитесь пользоваться кнопкой «</w:t>
+      </w:r>
+      <w:r>
+        <w:rPr>
+          <w:rFonts w:ascii="Comic Sans MS" w:hAnsi="Comic Sans MS"/>
+          <w:b/>
+          <w:bCs/>
+          <w:sz w:val="20"/>
+          <w:szCs w:val="20"/>
+        </w:rPr>
+        <w:t>Формат по образцу</w:t>
+      </w:r>
+      <w:r>
+        <w:rPr>
+          <w:rFonts w:ascii="Comic Sans MS" w:hAnsi="Comic Sans MS"/>
+          <w:sz w:val="20"/>
+          <w:szCs w:val="20"/>
+        </w:rPr>
+        <w:t xml:space="preserve">». </w:t>
+      </w:r>
+    </w:p>
+    <w:p>
+      <w:pPr>
         <w:jc w:val="both"/>
         <w:rPr>
           <w:rFonts w:ascii="Comic Sans MS" w:hAnsi="Comic Sans MS"/>
@@ -102,216 +379,186 @@
         <w:rPr>
           <w:rFonts w:ascii="Comic Sans MS" w:hAnsi="Comic Sans MS"/>
         </w:rPr>
-        <w:t xml:space="preserve">• Заголовок: тип шрифта </w:t>
-      </w:r>
-      <w:proofErr w:type="spellStart"/>
-      <w:r>
-        <w:rPr>
-          <w:rFonts w:ascii="Comic Sans MS" w:hAnsi="Comic Sans MS"/>
-          <w:b/>
-          <w:bCs/>
-        </w:rPr>
-        <w:t>Comic</w:t>
-      </w:r>
-      <w:proofErr w:type="spellEnd"/>
-      <w:r>
-        <w:rPr>
-          <w:rFonts w:ascii="Comic Sans MS" w:hAnsi="Comic Sans MS"/>
-          <w:b/>
-          <w:bCs/>
+        <w:t xml:space="preserve">Текст 2 </w:t>
+      </w:r>
+    </w:p>
+    <w:p>
+      <w:pPr>
+        <w:spacing w:after="240"/>
+        <w:jc w:val="both"/>
+        <w:rPr>
+          <w:rFonts w:cs="Times New Roman"/>
+          <w:b/>
+          <w:bCs/>
+          <w:sz w:val="22"/>
+        </w:rPr>
+      </w:pPr>
+      <w:r>
+        <w:rPr>
+          <w:rFonts w:ascii="Comic Sans MS" w:hAnsi="Comic Sans MS"/>
+          <w:sz w:val="22"/>
+        </w:rPr>
+        <w:t xml:space="preserve">Заголовок: </w:t>
+      </w:r>
+      <w:r>
+        <w:rPr>
+          <w:rFonts w:cs="Times New Roman"/>
+          <w:b/>
+          <w:bCs/>
+          <w:sz w:val="22"/>
+        </w:rPr>
+        <w:t xml:space="preserve">Копирование формата символов или абзаца. </w:t>
+      </w:r>
+    </w:p>
+    <w:p>
+      <w:pPr>
+        <w:spacing w:after="0"/>
+        <w:jc w:val="both"/>
+        <w:rPr>
+          <w:sz w:val="22"/>
+        </w:rPr>
+      </w:pPr>
+      <w:r>
+        <w:rPr>
+          <w:rFonts w:ascii="Comic Sans MS" w:hAnsi="Comic Sans MS"/>
+          <w:sz w:val="22"/>
+        </w:rPr>
+        <w:t>Текст:</w:t>
+      </w:r>
+      <w:r>
+        <w:rPr>
+          <w:sz w:val="22"/>
         </w:rPr>
         <w:t xml:space="preserve"> </w:t>
       </w:r>
-      <w:proofErr w:type="spellStart"/>
-      <w:r>
-        <w:rPr>
-          <w:rFonts w:ascii="Comic Sans MS" w:hAnsi="Comic Sans MS"/>
-          <w:b/>
-          <w:bCs/>
-        </w:rPr>
-        <w:t>Sans</w:t>
-      </w:r>
-      <w:proofErr w:type="spellEnd"/>
-      <w:r>
-        <w:rPr>
-          <w:rFonts w:ascii="Comic Sans MS" w:hAnsi="Comic Sans MS"/>
-          <w:b/>
-          <w:bCs/>
-        </w:rPr>
-        <w:t xml:space="preserve"> MS</w:t>
-      </w:r>
-      <w:r>
-        <w:rPr>
-          <w:rFonts w:ascii="Comic Sans MS" w:hAnsi="Comic Sans MS"/>
-        </w:rPr>
-        <w:t xml:space="preserve">, размер 16 </w:t>
-      </w:r>
-      <w:proofErr w:type="spellStart"/>
-      <w:r>
-        <w:rPr>
-          <w:rFonts w:ascii="Comic Sans MS" w:hAnsi="Comic Sans MS"/>
-        </w:rPr>
-        <w:t>пт</w:t>
-      </w:r>
-      <w:proofErr w:type="spellEnd"/>
-      <w:r>
-        <w:rPr>
-          <w:rFonts w:ascii="Comic Sans MS" w:hAnsi="Comic Sans MS"/>
-        </w:rPr>
-        <w:t xml:space="preserve">, малыми прописными буквами, подчеркнуть каждое слово разными стилями, выровнять по центру </w:t>
-      </w:r>
-    </w:p>
-    <w:p>
-      <w:pPr>
-        <w:ind w:left="851" w:hanging="284"/>
+      <w:r>
+        <w:rPr>
+          <w:sz w:val="22"/>
+        </w:rPr>
+        <w:tab/>
+      </w:r>
+      <w:r>
+        <w:rPr>
+          <w:sz w:val="22"/>
+        </w:rPr>
+        <w:t>Кнопка Формат по образцу (</w:t>
+      </w:r>
+      <w:r>
+        <w:rPr>
+          <w:b/>
+          <w:bCs/>
+          <w:sz w:val="22"/>
+        </w:rPr>
+        <w:t>Главная – Буфер обмена – Формат по образцу: Ctrl + Shift + C, Ctrl + Shift + V</w:t>
+      </w:r>
+      <w:r>
+        <w:rPr>
+          <w:sz w:val="22"/>
+        </w:rPr>
+        <w:t xml:space="preserve">) позволяет сэкономить время, затрачиваемое на форматирование символа и абзаца, за счет повторения понравившегося вам формата для других фрагментов документа. Чтобы скопировать формат, выполните следующие действия: </w:t>
+      </w:r>
+    </w:p>
+    <w:p>
+      <w:pPr>
+        <w:spacing w:after="0"/>
         <w:jc w:val="both"/>
         <w:rPr>
-          <w:rFonts w:ascii="Comic Sans MS" w:hAnsi="Comic Sans MS"/>
-        </w:rPr>
-      </w:pPr>
-      <w:r>
-        <w:rPr>
-          <w:rFonts w:ascii="Comic Sans MS" w:hAnsi="Comic Sans MS"/>
-        </w:rPr>
-        <w:t xml:space="preserve">• Текст: тип шрифта </w:t>
-      </w:r>
-      <w:proofErr w:type="spellStart"/>
-      <w:r>
-        <w:rPr>
-          <w:rFonts w:ascii="Comic Sans MS" w:hAnsi="Comic Sans MS"/>
-          <w:b/>
-          <w:bCs/>
-        </w:rPr>
-        <w:t>Comic</w:t>
-      </w:r>
-      <w:proofErr w:type="spellEnd"/>
-      <w:r>
-        <w:rPr>
-          <w:rFonts w:ascii="Comic Sans MS" w:hAnsi="Comic Sans MS"/>
-          <w:b/>
-          <w:bCs/>
+          <w:sz w:val="22"/>
+        </w:rPr>
+      </w:pPr>
+      <w:r>
+        <w:rPr>
+          <w:sz w:val="22"/>
+        </w:rPr>
+        <w:t>1.</w:t>
+      </w:r>
+      <w:r>
+        <w:rPr>
+          <w:sz w:val="22"/>
+        </w:rPr>
+        <w:tab/>
+      </w:r>
+      <w:r>
+        <w:rPr>
+          <w:sz w:val="22"/>
+        </w:rPr>
+        <w:t xml:space="preserve">Выделите текст, формат которого хотите скопировать. </w:t>
+      </w:r>
+    </w:p>
+    <w:p>
+      <w:pPr>
+        <w:spacing w:after="0"/>
+        <w:jc w:val="both"/>
+        <w:rPr>
+          <w:sz w:val="22"/>
+        </w:rPr>
+      </w:pPr>
+      <w:r>
+        <w:rPr>
+          <w:sz w:val="22"/>
+        </w:rPr>
+        <w:t xml:space="preserve">2. </w:t>
+      </w:r>
+      <w:r>
+        <w:rPr>
+          <w:sz w:val="22"/>
         </w:rPr>
         <w:t xml:space="preserve"> </w:t>
       </w:r>
-      <w:proofErr w:type="spellStart"/>
-      <w:r>
-        <w:rPr>
-          <w:rFonts w:ascii="Comic Sans MS" w:hAnsi="Comic Sans MS"/>
-          <w:b/>
-          <w:bCs/>
-        </w:rPr>
-        <w:t>Sans</w:t>
-      </w:r>
-      <w:proofErr w:type="spellEnd"/>
-      <w:r>
-        <w:rPr>
-          <w:rFonts w:ascii="Comic Sans MS" w:hAnsi="Comic Sans MS"/>
-          <w:b/>
-          <w:bCs/>
-        </w:rPr>
-        <w:t xml:space="preserve"> MS</w:t>
-      </w:r>
-      <w:r>
-        <w:rPr>
-          <w:rFonts w:ascii="Comic Sans MS" w:hAnsi="Comic Sans MS"/>
-        </w:rPr>
-        <w:t>, размер 12 пт. Выровнять по ширине, междустрочный интервал – множитель 0,8. Первую букву оформить в виде буквицы в тексте размером 3 строки, отстоящей от текста 0,5 см. (</w:t>
-      </w:r>
-      <w:r>
-        <w:rPr>
-          <w:rFonts w:ascii="Comic Sans MS" w:hAnsi="Comic Sans MS"/>
-          <w:b/>
-          <w:bCs/>
-        </w:rPr>
-        <w:t>Вставка – Текст – Буквица</w:t>
-      </w:r>
-      <w:r>
-        <w:rPr>
-          <w:rFonts w:ascii="Comic Sans MS" w:hAnsi="Comic Sans MS"/>
-        </w:rPr>
-        <w:t xml:space="preserve">). Перечень действий оформить в виде нумерованного списка и обвести границей в виде двойной линии шириной 1,5 </w:t>
-      </w:r>
-      <w:proofErr w:type="spellStart"/>
-      <w:r>
-        <w:rPr>
-          <w:rFonts w:ascii="Comic Sans MS" w:hAnsi="Comic Sans MS"/>
-        </w:rPr>
-        <w:t>пт</w:t>
-      </w:r>
-      <w:proofErr w:type="spellEnd"/>
-      <w:r>
-        <w:rPr>
-          <w:rFonts w:ascii="Comic Sans MS" w:hAnsi="Comic Sans MS"/>
-        </w:rPr>
-        <w:t xml:space="preserve">, отстоящей от текста сверху и снизу на 8 </w:t>
-      </w:r>
-      <w:proofErr w:type="spellStart"/>
-      <w:r>
-        <w:rPr>
-          <w:rFonts w:ascii="Comic Sans MS" w:hAnsi="Comic Sans MS"/>
-        </w:rPr>
-        <w:t>пт</w:t>
-      </w:r>
-      <w:proofErr w:type="spellEnd"/>
-      <w:r>
-        <w:rPr>
-          <w:rFonts w:ascii="Comic Sans MS" w:hAnsi="Comic Sans MS"/>
-        </w:rPr>
-        <w:t>, справа и слева на 12 пт. Рамку залить любым цветом. (</w:t>
-      </w:r>
-      <w:r>
-        <w:rPr>
-          <w:rFonts w:ascii="Comic Sans MS" w:hAnsi="Comic Sans MS"/>
-          <w:b/>
-          <w:bCs/>
-        </w:rPr>
-        <w:t>Главная – Абзац – Границы и Заливка</w:t>
-      </w:r>
-      <w:r>
-        <w:rPr>
-          <w:rFonts w:ascii="Comic Sans MS" w:hAnsi="Comic Sans MS"/>
-        </w:rPr>
-        <w:t xml:space="preserve">). </w:t>
-      </w:r>
-    </w:p>
-    <w:p>
-      <w:pPr>
-        <w:pStyle w:val="a3"/>
-        <w:numPr>
-          <w:ilvl w:val="0"/>
-          <w:numId w:val="4"/>
-        </w:numPr>
-        <w:ind w:left="567" w:hanging="567"/>
+      <w:r>
+        <w:rPr>
+          <w:sz w:val="22"/>
+        </w:rPr>
+        <w:tab/>
+      </w:r>
+      <w:r>
+        <w:rPr>
+          <w:sz w:val="22"/>
+        </w:rPr>
+        <w:t xml:space="preserve">Нажмите кнопку </w:t>
+      </w:r>
+      <w:r>
+        <w:rPr>
+          <w:b/>
+          <w:bCs/>
+          <w:i/>
+          <w:iCs/>
+          <w:sz w:val="22"/>
+        </w:rPr>
+        <w:t>Формат по образцу</w:t>
+      </w:r>
+      <w:r>
+        <w:rPr>
+          <w:sz w:val="22"/>
+        </w:rPr>
+        <w:t xml:space="preserve">. Курсор примет форму вертикальной линии, рядом с которой расположена кисть. </w:t>
+      </w:r>
+    </w:p>
+    <w:p>
+      <w:pPr>
+        <w:spacing w:after="0"/>
         <w:jc w:val="both"/>
         <w:rPr>
-          <w:rFonts w:ascii="Comic Sans MS" w:hAnsi="Comic Sans MS"/>
-        </w:rPr>
-      </w:pPr>
-      <w:r>
-        <w:rPr>
-          <w:rFonts w:ascii="Comic Sans MS" w:hAnsi="Comic Sans MS"/>
-        </w:rPr>
-        <w:t xml:space="preserve"> </w:t>
-      </w:r>
-      <w:r>
-        <w:rPr>
-          <w:rFonts w:ascii="Comic Sans MS" w:hAnsi="Comic Sans MS"/>
-        </w:rPr>
-        <w:t>Научитесь пользоваться кнопкой «</w:t>
-      </w:r>
-      <w:r>
-        <w:rPr>
-          <w:rFonts w:ascii="Comic Sans MS" w:hAnsi="Comic Sans MS"/>
-          <w:b/>
-          <w:bCs/>
-        </w:rPr>
-        <w:t>Формат по образцу</w:t>
-      </w:r>
-      <w:r>
-        <w:rPr>
-          <w:rFonts w:ascii="Comic Sans MS" w:hAnsi="Comic Sans MS"/>
-        </w:rPr>
-        <w:t xml:space="preserve">». </w:t>
+          <w:sz w:val="22"/>
+        </w:rPr>
+      </w:pPr>
+      <w:r>
+        <w:rPr>
+          <w:sz w:val="22"/>
+        </w:rPr>
+        <w:t xml:space="preserve">3. </w:t>
+      </w:r>
+      <w:r>
+        <w:rPr>
+          <w:sz w:val="22"/>
+        </w:rPr>
+        <w:tab/>
+      </w:r>
+      <w:r>
+        <w:rPr>
+          <w:sz w:val="22"/>
+        </w:rPr>
+        <w:t xml:space="preserve">Выделите текст, который вы хотите отформатировать так же, как текст, выделенный в п.1. После того, как вы отпустите кнопку мыши, выделенный текст изменит формат на новый. </w:t>
       </w:r>
     </w:p>
     <w:p>
@@ -319,258 +566,44 @@
         <w:jc w:val="both"/>
         <w:rPr>
           <w:rFonts w:ascii="Comic Sans MS" w:hAnsi="Comic Sans MS"/>
-        </w:rPr>
-      </w:pPr>
-      <w:r>
-        <w:rPr>
-          <w:rFonts w:ascii="Comic Sans MS" w:hAnsi="Comic Sans MS"/>
-        </w:rPr>
-        <w:t xml:space="preserve">Текст 2 </w:t>
+          <w:szCs w:val="24"/>
+        </w:rPr>
+      </w:pPr>
+      <w:r>
+        <w:rPr>
+          <w:rFonts w:ascii="Comic Sans MS" w:hAnsi="Comic Sans MS"/>
+          <w:szCs w:val="24"/>
+        </w:rPr>
+        <w:t xml:space="preserve">Конец текста 2 </w:t>
       </w:r>
     </w:p>
     <w:p>
       <w:pPr>
         <w:jc w:val="both"/>
         <w:rPr>
-          <w:rFonts w:cs="Times New Roman"/>
-          <w:b/>
-          <w:bCs/>
           <w:sz w:val="28"/>
           <w:szCs w:val="28"/>
         </w:rPr>
       </w:pPr>
       <w:r>
         <w:rPr>
-          <w:rFonts w:ascii="Comic Sans MS" w:hAnsi="Comic Sans MS"/>
           <w:sz w:val="28"/>
           <w:szCs w:val="28"/>
         </w:rPr>
-        <w:t xml:space="preserve">Заголовок: </w:t>
-      </w:r>
-      <w:r>
-        <w:rPr>
-          <w:rFonts w:cs="Times New Roman"/>
-          <w:b/>
-          <w:bCs/>
-          <w:sz w:val="28"/>
-          <w:szCs w:val="28"/>
-        </w:rPr>
-        <w:t xml:space="preserve">Копирование формата символов или абзаца. </w:t>
-      </w:r>
-    </w:p>
-    <w:p>
-      <w:pPr>
-        <w:jc w:val="both"/>
-        <w:rPr>
-          <w:sz w:val="28"/>
-          <w:szCs w:val="28"/>
-        </w:rPr>
-      </w:pPr>
-      <w:r>
-        <w:rPr>
-          <w:rFonts w:ascii="Comic Sans MS" w:hAnsi="Comic Sans MS"/>
-          <w:sz w:val="28"/>
-          <w:szCs w:val="28"/>
-        </w:rPr>
-        <w:t>Текст:</w:t>
-      </w:r>
-      <w:r>
-        <w:rPr>
-          <w:sz w:val="28"/>
-          <w:szCs w:val="28"/>
-        </w:rPr>
-        <w:t xml:space="preserve"> </w:t>
-      </w:r>
-      <w:r>
-        <w:rPr>
-          <w:sz w:val="28"/>
-          <w:szCs w:val="28"/>
-        </w:rPr>
-        <w:tab/>
-      </w:r>
-      <w:r>
-        <w:rPr>
-          <w:sz w:val="28"/>
-          <w:szCs w:val="28"/>
-        </w:rPr>
-        <w:tab/>
-      </w:r>
-      <w:r>
-        <w:rPr>
-          <w:sz w:val="28"/>
-          <w:szCs w:val="28"/>
-        </w:rPr>
-        <w:t>Кнопка Формат по образцу (</w:t>
-      </w:r>
-      <w:r>
-        <w:rPr>
-          <w:b/>
-          <w:bCs/>
-          <w:sz w:val="28"/>
-          <w:szCs w:val="28"/>
-        </w:rPr>
-        <w:t>Главная – Буфер обмена – Формат по образцу: Ctrl + Shift + C, Ctrl + Shift + V</w:t>
-      </w:r>
-      <w:r>
-        <w:rPr>
-          <w:sz w:val="28"/>
-          <w:szCs w:val="28"/>
-        </w:rPr>
-        <w:t xml:space="preserve">) позволяет сэкономить время, затрачиваемое на форматирование символа и абзаца, за счет повторения понравившегося вам формата для других фрагментов документа. Чтобы скопировать формат, выполните следующие действия: </w:t>
-      </w:r>
-    </w:p>
-    <w:p>
-      <w:pPr>
-        <w:jc w:val="both"/>
-        <w:rPr>
-          <w:sz w:val="28"/>
-          <w:szCs w:val="28"/>
-        </w:rPr>
-      </w:pPr>
-      <w:r>
-        <w:rPr>
-          <w:sz w:val="28"/>
-          <w:szCs w:val="28"/>
-        </w:rPr>
-        <w:t>1.</w:t>
-      </w:r>
-      <w:r>
-        <w:rPr>
-          <w:sz w:val="28"/>
-          <w:szCs w:val="28"/>
-        </w:rPr>
-        <w:tab/>
-      </w:r>
-      <w:r>
-        <w:rPr>
-          <w:sz w:val="28"/>
-          <w:szCs w:val="28"/>
-        </w:rPr>
-        <w:t xml:space="preserve">Выделите текст, формат которого хотите скопировать. </w:t>
-      </w:r>
-    </w:p>
-    <w:p>
-      <w:pPr>
-        <w:jc w:val="both"/>
-        <w:rPr>
-          <w:sz w:val="28"/>
-          <w:szCs w:val="28"/>
-        </w:rPr>
-      </w:pPr>
-      <w:r>
-        <w:rPr>
-          <w:sz w:val="28"/>
-          <w:szCs w:val="28"/>
-        </w:rPr>
-        <w:t xml:space="preserve">2. </w:t>
-      </w:r>
-      <w:r>
-        <w:rPr>
-          <w:sz w:val="28"/>
-          <w:szCs w:val="28"/>
-        </w:rPr>
-        <w:t xml:space="preserve"> </w:t>
-      </w:r>
-      <w:r>
-        <w:rPr>
-          <w:sz w:val="28"/>
-          <w:szCs w:val="28"/>
-        </w:rPr>
-        <w:tab/>
-      </w:r>
-      <w:r>
-        <w:rPr>
-          <w:sz w:val="28"/>
-          <w:szCs w:val="28"/>
-        </w:rPr>
-        <w:t xml:space="preserve">Нажмите кнопку </w:t>
-      </w:r>
-      <w:r>
-        <w:rPr>
-          <w:b/>
-          <w:bCs/>
-          <w:i/>
-          <w:iCs/>
-          <w:sz w:val="28"/>
-          <w:szCs w:val="28"/>
-        </w:rPr>
-        <w:t>Формат по образцу</w:t>
-      </w:r>
-      <w:r>
-        <w:rPr>
-          <w:sz w:val="28"/>
-          <w:szCs w:val="28"/>
-        </w:rPr>
-        <w:t xml:space="preserve">. Курсор примет форму вертикальной линии, рядом с которой расположена кисть. </w:t>
-      </w:r>
-    </w:p>
-    <w:p>
-      <w:pPr>
-        <w:jc w:val="both"/>
-        <w:rPr>
-          <w:sz w:val="28"/>
-          <w:szCs w:val="28"/>
-        </w:rPr>
-      </w:pPr>
-      <w:r>
-        <w:rPr>
-          <w:sz w:val="28"/>
-          <w:szCs w:val="28"/>
-        </w:rPr>
-        <w:t xml:space="preserve">3. </w:t>
-      </w:r>
-      <w:r>
-        <w:rPr>
-          <w:sz w:val="28"/>
-          <w:szCs w:val="28"/>
-        </w:rPr>
-        <w:tab/>
-      </w:r>
-      <w:r>
-        <w:rPr>
-          <w:sz w:val="28"/>
-          <w:szCs w:val="28"/>
-        </w:rPr>
-        <w:t xml:space="preserve">Выделите текст, который вы хотите отформатировать так же, как текст, выделенный в п.1. После того, как вы отпустите кнопку мыши, выделенный текст изменит формат на новый. </w:t>
-      </w:r>
-    </w:p>
-    <w:p>
-      <w:pPr>
-        <w:jc w:val="both"/>
-        <w:rPr>
-          <w:rFonts w:ascii="Comic Sans MS" w:hAnsi="Comic Sans MS"/>
-          <w:sz w:val="28"/>
-          <w:szCs w:val="28"/>
-        </w:rPr>
-      </w:pPr>
-      <w:r>
-        <w:rPr>
-          <w:rFonts w:ascii="Comic Sans MS" w:hAnsi="Comic Sans MS"/>
-          <w:sz w:val="28"/>
-          <w:szCs w:val="28"/>
-        </w:rPr>
-        <w:t xml:space="preserve">Конец текста 2 </w:t>
-      </w:r>
-    </w:p>
-    <w:p>
-      <w:pPr>
-        <w:jc w:val="both"/>
-        <w:rPr>
-          <w:sz w:val="28"/>
-          <w:szCs w:val="28"/>
-        </w:rPr>
-      </w:pPr>
-      <w:r>
-        <w:rPr>
-          <w:sz w:val="28"/>
-          <w:szCs w:val="28"/>
-        </w:rPr>
         <w:t>Если Вы выполнили все задания, то у Вас должно получиться так:</w:t>
       </w:r>
     </w:p>
     <w:p>
       <w:pPr>
-        <w:jc w:val="both"/>
+        <w:jc w:val="center"/>
+        <w:rPr>
+          <w:rFonts w:ascii="Comic Sans MS" w:hAnsi="Comic Sans MS"/>
+          <w:smallCaps/>
+          <w:sz w:val="32"/>
+          <w:szCs w:val="32"/>
+        </w:rPr>
+      </w:pPr>
+      <w:r>
         <w:rPr>
           <w:rFonts w:ascii="Comic Sans MS" w:hAnsi="Comic Sans MS"/>
           <w:b/>
@@ -582,45 +615,6 @@
           <w:szCs w:val="32"/>
           <w:u w:val="single"/>
         </w:rPr>
-      </w:pPr>
-      <w:r>
-        <w:rPr>
-          <w:rFonts w:ascii="Comic Sans MS" w:hAnsi="Comic Sans MS"/>
-          <w:b/>
-          <w:bCs/>
-          <w:i/>
-          <w:iCs/>
-          <w:smallCaps/>
-          <w:sz w:val="32"/>
-          <w:szCs w:val="32"/>
-          <w:u w:val="single"/>
-        </w:rPr>
-        <w:br w:type="page"/>
-      </w:r>
-    </w:p>
-    <w:p>
-      <w:pPr>
-        <w:jc w:val="center"/>
-        <w:rPr>
-          <w:rFonts w:ascii="Comic Sans MS" w:hAnsi="Comic Sans MS"/>
-          <w:smallCaps/>
-          <w:sz w:val="32"/>
-          <w:szCs w:val="32"/>
-        </w:rPr>
-      </w:pPr>
-      <w:r>
-        <w:rPr>
-          <w:rFonts w:ascii="Comic Sans MS" w:hAnsi="Comic Sans MS"/>
-          <w:b/>
-          <w:bCs/>
-          <w:i/>
-          <w:iCs/>
-          <w:smallCaps/>
-          <w:sz w:val="32"/>
-          <w:szCs w:val="32"/>
-          <w:u w:val="single"/>
-        </w:rPr>
-        <w:lastRenderedPageBreak/>
         <w:t>Копирование</w:t>
       </w:r>
       <w:r>
@@ -719,22 +713,22 @@
     <w:p>
       <w:pPr>
         <w:keepNext/>
-        <w:framePr w:dropCap="drop" w:lines="3" w:hSpace="284" w:wrap="around" w:vAnchor="text" w:hAnchor="text"/>
-        <w:spacing w:after="0" w:line="802" w:lineRule="exact"/>
+        <w:framePr w:dropCap="drop" w:lines="4" w:wrap="around" w:vAnchor="text" w:hAnchor="text"/>
+        <w:spacing w:after="0" w:line="1070" w:lineRule="exact"/>
         <w:jc w:val="both"/>
         <w:textAlignment w:val="baseline"/>
         <w:rPr>
           <w:rFonts w:ascii="Comic Sans MS" w:hAnsi="Comic Sans MS"/>
-          <w:position w:val="-10"/>
-          <w:sz w:val="86"/>
+          <w:position w:val="-15"/>
+          <w:sz w:val="121"/>
           <w:szCs w:val="24"/>
         </w:rPr>
       </w:pPr>
       <w:r>
         <w:rPr>
           <w:rFonts w:ascii="Comic Sans MS" w:hAnsi="Comic Sans MS"/>
-          <w:position w:val="-10"/>
-          <w:sz w:val="86"/>
+          <w:position w:val="-15"/>
+          <w:sz w:val="121"/>
           <w:szCs w:val="24"/>
         </w:rPr>
         <w:t>К</w:t>
@@ -746,15 +740,13 @@
         <w:jc w:val="both"/>
         <w:rPr>
           <w:rFonts w:ascii="Comic Sans MS" w:hAnsi="Comic Sans MS"/>
-          <w:sz w:val="28"/>
-          <w:szCs w:val="28"/>
-        </w:rPr>
-      </w:pPr>
-      <w:r>
-        <w:rPr>
-          <w:rFonts w:ascii="Comic Sans MS" w:hAnsi="Comic Sans MS"/>
-          <w:sz w:val="28"/>
-          <w:szCs w:val="28"/>
+          <w:szCs w:val="24"/>
+        </w:rPr>
+      </w:pPr>
+      <w:r>
+        <w:rPr>
+          <w:rFonts w:ascii="Comic Sans MS" w:hAnsi="Comic Sans MS"/>
+          <w:szCs w:val="24"/>
         </w:rPr>
         <w:t xml:space="preserve">нопка </w:t>
       </w:r>
@@ -763,16 +755,14 @@
           <w:rFonts w:ascii="Comic Sans MS" w:hAnsi="Comic Sans MS"/>
           <w:b/>
           <w:bCs/>
-          <w:sz w:val="28"/>
-          <w:szCs w:val="28"/>
+          <w:szCs w:val="24"/>
         </w:rPr>
         <w:t>Формат по образцу (Главная – Буфер обмена – Формат по образцу: Ctrl + Shift + C, Ctrl + Shift + V)</w:t>
       </w:r>
       <w:r>
         <w:rPr>
           <w:rFonts w:ascii="Comic Sans MS" w:hAnsi="Comic Sans MS"/>
-          <w:sz w:val="28"/>
-          <w:szCs w:val="28"/>
+          <w:szCs w:val="24"/>
         </w:rPr>
         <w:t xml:space="preserve"> позволяет сэкономить время, затрачиваемое на форматирование символа и абзаца, за счет повторения понравившегося вам формата для других фрагментов документа. Чтобы скопировать формат, выполните следующие действия: </w:t>
       </w:r>
@@ -796,15 +786,13 @@
         <w:jc w:val="both"/>
         <w:rPr>
           <w:rFonts w:ascii="Comic Sans MS" w:hAnsi="Comic Sans MS"/>
-          <w:sz w:val="28"/>
-          <w:szCs w:val="28"/>
-        </w:rPr>
-      </w:pPr>
-      <w:r>
-        <w:rPr>
-          <w:rFonts w:ascii="Comic Sans MS" w:hAnsi="Comic Sans MS"/>
-          <w:sz w:val="28"/>
-          <w:szCs w:val="28"/>
+          <w:szCs w:val="24"/>
+        </w:rPr>
+      </w:pPr>
+      <w:r>
+        <w:rPr>
+          <w:rFonts w:ascii="Comic Sans MS" w:hAnsi="Comic Sans MS"/>
+          <w:szCs w:val="24"/>
         </w:rPr>
         <w:t xml:space="preserve">Выделите текст, формат которого хотите скопировать. </w:t>
       </w:r>
@@ -828,15 +816,13 @@
         <w:jc w:val="both"/>
         <w:rPr>
           <w:rFonts w:ascii="Comic Sans MS" w:hAnsi="Comic Sans MS"/>
-          <w:sz w:val="28"/>
-          <w:szCs w:val="28"/>
-        </w:rPr>
-      </w:pPr>
-      <w:r>
-        <w:rPr>
-          <w:rFonts w:ascii="Comic Sans MS" w:hAnsi="Comic Sans MS"/>
-          <w:sz w:val="28"/>
-          <w:szCs w:val="28"/>
+          <w:szCs w:val="24"/>
+        </w:rPr>
+      </w:pPr>
+      <w:r>
+        <w:rPr>
+          <w:rFonts w:ascii="Comic Sans MS" w:hAnsi="Comic Sans MS"/>
+          <w:szCs w:val="24"/>
         </w:rPr>
         <w:t xml:space="preserve">Нажмите кнопку Формат по образцу. Курсор примет форму вертикальной линии, рядом с которой расположена кисть. </w:t>
       </w:r>
@@ -867,10 +853,17 @@
       <w:r>
         <w:rPr>
           <w:rFonts w:ascii="Comic Sans MS" w:hAnsi="Comic Sans MS"/>
+          <w:szCs w:val="24"/>
+        </w:rPr>
+        <w:t>Выделите текст, который вы хотите отформатировать так же, как текст, выделенный в п.1. После того, как вы отпустите кнопку мыши, выделенный</w:t>
+      </w:r>
+      <w:r>
+        <w:rPr>
+          <w:rFonts w:ascii="Comic Sans MS" w:hAnsi="Comic Sans MS"/>
           <w:sz w:val="28"/>
           <w:szCs w:val="28"/>
         </w:rPr>
-        <w:t>Выделите текст, который вы хотите отформатировать так же, как текст, выделенный в п.1. После того, как вы отпустите кнопку мыши, выделенный текст изменит формат на новый</w:t>
+        <w:t xml:space="preserve"> текст изменит формат на новый</w:t>
       </w:r>
     </w:p>
     <w:p>
@@ -882,7 +875,7 @@
       </w:pPr>
     </w:p>
     <w:sectPr>
-      <w:headerReference w:type="default" r:id="rId7"/>
+      <w:headerReference w:type="default" r:id="rId8"/>
       <w:pgSz w:w="11906" w:h="16838"/>
       <w:pgMar w:top="1134" w:right="850" w:bottom="1134" w:left="1701" w:header="708" w:footer="708" w:gutter="0"/>
       <w:cols w:space="708"/>
@@ -947,6 +940,9 @@
   <w:p>
     <w:pPr>
       <w:pStyle w:val="a4"/>
+      <w:tabs>
+        <w:tab w:val="left" w:pos="3544"/>
+      </w:tabs>
       <w:rPr>
         <w:rFonts w:cs="Times New Roman"/>
         <w:u w:val="single"/>
@@ -965,7 +961,6 @@
         <w:u w:val="single"/>
       </w:rPr>
       <w:tab/>
-      <w:t xml:space="preserve">                                       </w:t>
     </w:r>
     <w:r>
       <w:rPr>
@@ -2130,4 +2125,16 @@
     </a:ext>
   </a:extLst>
 </a:theme>
+</file>
+
+<file path=customXml/item1.xml><?xml version="1.0" encoding="utf-8"?>
+<b:Sources xmlns:b="http://schemas.openxmlformats.org/officeDocument/2006/bibliography" xmlns="http://schemas.openxmlformats.org/officeDocument/2006/bibliography" SelectedStyle="\APASixthEditionOfficeOnline.xsl" StyleName="APA" Version="6"/>
+</file>
+
+<file path=customXml/itemProps1.xml><?xml version="1.0" encoding="utf-8"?>
+<ds:datastoreItem xmlns:ds="http://schemas.openxmlformats.org/officeDocument/2006/customXml" ds:itemID="{0561DA3F-0D92-4A7D-8A75-81D9C0008AB3}">
+  <ds:schemaRefs>
+    <ds:schemaRef ds:uri="http://schemas.openxmlformats.org/officeDocument/2006/bibliography"/>
+  </ds:schemaRefs>
+</ds:datastoreItem>
 </file>